--- a/klagomål/A 41411-2024 FSC-klagomål.docx
+++ b/klagomål/A 41411-2024 FSC-klagomål.docx
@@ -1997,7 +1997,7 @@
     <w:r>
       <w:tab/>
       <w:tab/>
-      <w:t>2026-09-14</w:t>
+      <w:t>2026-09-15</w:t>
       <w:br/>
       <w:br/>
     </w:r>

--- a/klagomål/A 41411-2024 FSC-klagomål.docx
+++ b/klagomål/A 41411-2024 FSC-klagomål.docx
@@ -1997,7 +1997,7 @@
     <w:r>
       <w:tab/>
       <w:tab/>
-      <w:t>2026-09-15</w:t>
+      <w:t>2026-09-16</w:t>
       <w:br/>
       <w:br/>
     </w:r>

--- a/klagomål/A 41411-2024 FSC-klagomål.docx
+++ b/klagomål/A 41411-2024 FSC-klagomål.docx
@@ -221,7 +221,7 @@
     </w:p>
     <w:p>
       <w:r>
-        <w:t>I och inom 18 meter från avverkningsanmälan finns fynd av 34 naturvårdsarter, varav 22 är rödlistade, 7 är fridlysta, 25 är typiska (T) och 8 är signalarter (S): doftticka (VU, T, §8), fläckporing (VU, T), garnlav (VU, T), gräddporing (VU, T), knärot (VU, T, §8), smalfotad taggsvamp (VU), doftskinn (NT, T), dropptaggsvamp (NT, T), dvärgbägarlav (NT, T), gammelgransskål (NT, T), kortskaftad ärgspik (NT), lunglav (NT, T), mörk kolflarnlav (NT), nordtagging (NT), orange taggsvamp (NT, T), skarp dropptaggsvamp (NT), skrovellav (NT, T), vaddporing (NT), vedskivlav (NT, T), vedtrappmossa (NT, T), vitplätt (NT), äggvaxskivling (NT), bårdlav (S, T), grönpyrola (S, T), korallblylav (S, T), mörk husmossa (S, T), plattlummer (S, T, §9), skinnlav (S, T), spindelblomster (S, T, §8), stuplav (S, T), ekbräken (T), tjäder (T, §4), tofsmes (T, §4) och nattviol (§8). Se Figur 1.</w:t>
+        <w:t>I och inom 18 meter från avverkningsanmälan finns fynd av 37 naturvårdsarter, varav 25 är rödlistade, 7 är fridlysta, 25 är typiska (T) och 8 är signalarter (S): doftticka (VU, T, §8), fläckporing (VU, T), garnlav (VU, T), gräddporing (VU, T), knärot (VU, T, §8), smalfotad taggsvamp (VU), tajgataggsvamp (VU), doftskinn (NT, T), dropptaggsvamp (NT, T), dvärgbägarlav (NT, T), gammelgransskål (NT, T), gultoppig fingersvamp (NT), kortskaftad ärgspik (NT), lunglav (NT, T), mörk kolflarnlav (NT), nordtagging (NT), orange taggsvamp (NT, T), skarp dropptaggsvamp (NT), skrovellav (NT, T), sotvaxskivling (NT), vaddporing (NT), vedskivlav (NT, T), vedtrappmossa (NT, T), vitplätt (NT), äggvaxskivling (NT), bårdlav (S, T), grönpyrola (S, T), korallblylav (S, T), mörk husmossa (S, T), plattlummer (S, T, §9), skinnlav (S, T), spindelblomster (S, T, §8), stuplav (S, T), ekbräken (T), tjäder (T, §4), tofsmes (T, §4) och nattviol (§8). Se Figur 1.</w:t>
       </w:r>
     </w:p>
     <w:p>
@@ -394,7 +394,7 @@
     </w:p>
     <w:p>
       <w:r>
-        <w:t>I det avverkningsanmälda området finns 21 fyndplatser för knärot registrerade på Artportalen. Figur 2 visar gränserna för buffertzoner på 50 m, som behöver lämnas kring fyndplatserna för att knärotslokalerna inte ska försvinna vid en avverkning. Av det avverkningsanmälda området överlappar 6.64 ha med buffertzonerna och får av detta skäl inte avverkas.</w:t>
+        <w:t>I det avverkningsanmälda området finns 23 fyndplatser för knärot registrerade på Artportalen. Figur 2 visar gränserna för buffertzoner på 50 m, som behöver lämnas kring fyndplatserna för att knärotslokalerna inte ska försvinna vid en avverkning. Av det avverkningsanmälda området överlappar 6.85 ha med buffertzonerna och får av detta skäl inte avverkas.</w:t>
       </w:r>
     </w:p>
     <w:p>
@@ -461,19 +461,19 @@
         <w:rPr>
           <w:b/>
         </w:rPr>
-        <w:t>Doftskinn (NT)</w:t>
-      </w:r>
-      <w:r>
-        <w:t xml:space="preserve">, rödlistad som nära hotad, är en mycket bra signalart för boreal granskog och indikerar ett gran-skogsekosystem med lång kontinuitet av grova lågor. Arten är placerad i toppen av Skogsstyrelsens värdepyramid för bedömning av skog med höga naturvärden och har klassats som en “urskogsindikator”, då den förekommer med ett tydligt optimum i helt eller nästan helt orörda skogar. Doftskinn är typisk art för </w:t>
+        <w:t xml:space="preserve">Tajgataggsvamp (VU) </w:t>
+      </w:r>
+      <w:r>
+        <w:t xml:space="preserve">är en sällsynt art som bildar mykorrhiza med tall och växer på marken under gamla tallågor, stubbar och även grenar av tall i brandpräglad torr tallskog på mager sandig mark med lång kontinuitet. Den är placerad högst upp i Skogsstyrelsens värdepyramid för bedömning av skog med höga naturvärden och flertalet växtplatser bör skyddas långsiktigt genom att öka arealen skyddad, brandpräglad, mager tallskog med trädkontinuitet. Troligtvis sammanblandas arten då och då med svartvit taggsvamp </w:t>
       </w:r>
       <w:r>
         <w:rPr>
           <w:i/>
         </w:rPr>
-        <w:t xml:space="preserve">9010 Taiga </w:t>
-      </w:r>
-      <w:r>
-        <w:t>(SLU Artdatabanken, 2025; Nitare &amp; Skogsstyrelsen, 2019).</w:t>
+        <w:t>Phellodon connatus</w:t>
+      </w:r>
+      <w:r>
+        <w:t xml:space="preserve"> som vid DNA-undersökningar visat sig ha flera olika former. Tajgataggsvamp är globalt rödlistad som sårbar (VU) vilket innebär att Sverige har ett internationellt ansvar för arten (IUCN, 2025; SLU Artdatabanken, 2024; Nitare &amp; Skogsstyrelsen, 2019).</w:t>
       </w:r>
     </w:p>
     <w:p>
@@ -481,10 +481,10 @@
         <w:rPr>
           <w:b/>
         </w:rPr>
-        <w:t>Dropptaggsvamp (NT)</w:t>
-      </w:r>
-      <w:r>
-        <w:t xml:space="preserve"> bildar mykorrhiza med tall, främst i barrskog med trädkontinuitet, i magra, torra och ljusöppna lavtallskogar och i barrblandskogar med friskmossor och lingon i fältskiktet. Den totala populationen i landet har minskat och bedöms fortsätta minska till följd av slutavverkningar av tallskog. Det är högst oklart om arten långsiktigt kan etablera och reproducera sig i skogsbestånd som brukas med trakthyggesmetoder, markberedning, gödsling eller föryngring med förädlat plantmaterial. Uppfyller kriterierna för att bli rödlistad på grund av ny kunskap som visar att en större andel av populationen än tidigare bedömt är knuten till kontinuitetsbarrskog. Minskningstakten för den svenska populationen bedöms vara nära gränsvärdet för Sårbar (VU). Dropptaggsvamp är typisk art för </w:t>
+        <w:t>Doftskinn (NT)</w:t>
+      </w:r>
+      <w:r>
+        <w:t xml:space="preserve">, rödlistad som nära hotad, är en mycket bra signalart för boreal granskog och indikerar ett gran-skogsekosystem med lång kontinuitet av grova lågor. Arten är placerad i toppen av Skogsstyrelsens värdepyramid för bedömning av skog med höga naturvärden och har klassats som en “urskogsindikator”, då den förekommer med ett tydligt optimum i helt eller nästan helt orörda skogar. Doftskinn är typisk art för </w:t>
       </w:r>
       <w:r>
         <w:rPr>
@@ -493,7 +493,7 @@
         <w:t xml:space="preserve">9010 Taiga </w:t>
       </w:r>
       <w:r>
-        <w:t>(SLU Artdatabanken, 2026).</w:t>
+        <w:t>(SLU Artdatabanken, 2025; Nitare &amp; Skogsstyrelsen, 2019).</w:t>
       </w:r>
     </w:p>
     <w:p>
@@ -501,19 +501,19 @@
         <w:rPr>
           <w:b/>
         </w:rPr>
-        <w:t>Dvärgbägarlav (NT)</w:t>
-      </w:r>
-      <w:r>
-        <w:t xml:space="preserve"> förekommer över hela Sverige på gammal hård ved, huvudsakligen på tall men i södra Sverige även på ek. Veden utgörs framförallt av grova stubbar, lågor och grenar. Substratet har blivit sällsyntare och nybildning av substrat sker bara i begränsad omfattning. Arten hotas av att grova lågor blir allt sällsyntare i dagens kulturskogar samt att nybildningen av lämpliga substrat går mycket långsamt. En riklig tillgång på gamla tall- eller eklågor måste säkerställas på artens lokaler. Dvärgbägarlav är typisk art för </w:t>
+        <w:t>Dropptaggsvamp (NT)</w:t>
+      </w:r>
+      <w:r>
+        <w:t xml:space="preserve"> bildar mykorrhiza med tall, främst i barrskog med trädkontinuitet, i magra, torra och ljusöppna lavtallskogar och i barrblandskogar med friskmossor och lingon i fältskiktet. Den totala populationen i landet har minskat och bedöms fortsätta minska till följd av slutavverkningar av tallskog. Det är högst oklart om arten långsiktigt kan etablera och reproducera sig i skogsbestånd som brukas med trakthyggesmetoder, markberedning, gödsling eller föryngring med förädlat plantmaterial. Uppfyller kriterierna för att bli rödlistad på grund av ny kunskap som visar att en större andel av populationen än tidigare bedömt är knuten till kontinuitetsbarrskog. Minskningstakten för den svenska populationen bedöms vara nära gränsvärdet för Sårbar (VU). Dropptaggsvamp är typisk art för </w:t>
       </w:r>
       <w:r>
         <w:rPr>
           <w:i/>
         </w:rPr>
-        <w:t>9010 Taiga</w:t>
-      </w:r>
-      <w:r>
-        <w:t xml:space="preserve"> (SLU Artdatabanken, 2024; Nitare &amp; Skogsstyrelsen, 2019).</w:t>
+        <w:t xml:space="preserve">9010 Taiga </w:t>
+      </w:r>
+      <w:r>
+        <w:t>(SLU Artdatabanken, 2026).</w:t>
       </w:r>
     </w:p>
     <w:p>
@@ -521,10 +521,10 @@
         <w:rPr>
           <w:b/>
         </w:rPr>
-        <w:t>Gammelgransskål (NT)</w:t>
-      </w:r>
-      <w:r>
-        <w:t xml:space="preserve"> är en liten skålsvamp som växer på gamla granar med skrovlig bark. Typiska växtplatser är gransumpskog i myrkanter, bäckdråg, bäckraviner och skuggiga bergssluttningar, men också skog på torrare mark kan hysa arten om beståndet har stark naturskogskaraktär. Bestånd med arten bör behandlas som nyckelbiotoper och sparas vid en slutavverkning. Även gallring bör undvikas. Gammelgransskål är typisk art för </w:t>
+        <w:t>Dvärgbägarlav (NT)</w:t>
+      </w:r>
+      <w:r>
+        <w:t xml:space="preserve"> förekommer över hela Sverige på gammal hård ved, huvudsakligen på tall men i södra Sverige även på ek. Veden utgörs framförallt av grova stubbar, lågor och grenar. Substratet har blivit sällsyntare och nybildning av substrat sker bara i begränsad omfattning. Arten hotas av att grova lågor blir allt sällsyntare i dagens kulturskogar samt att nybildningen av lämpliga substrat går mycket långsamt. En riklig tillgång på gamla tall- eller eklågor måste säkerställas på artens lokaler. Dvärgbägarlav är typisk art för </w:t>
       </w:r>
       <w:r>
         <w:rPr>
@@ -541,10 +541,19 @@
         <w:rPr>
           <w:b/>
         </w:rPr>
-        <w:t>Kortskaftad ärgspik (NT)</w:t>
-      </w:r>
-      <w:r>
-        <w:t xml:space="preserve"> förekommer i barrträdsdominerade skogar och växer nästan uteslutande på tallved. Den föredrar gamla högstubbar i fuktig och halvöppen miljö, t.ex. i myrkanter, sumpskog och brandpräglad skog. Arten indikerar kontinuerlig tillgång till gamla högstubbar i kombination med hög och jämn luftfuktighet. Skogsbruk på lokaler med kortskaftad ärgspik utgör ett hot. På lång sikt bildas färre lämpliga substrat än vad som försvinner. Avverkning av barrträdsdominerade bestånd av naturskogskaraktär utgör ett långsiktigt hot. Naturskogsartade bestånd med riklig förekomst av gamla och grova tallhögstubbar bör undantas från skogsbruk (SLU Artdatabanken, 2024).</w:t>
+        <w:t>Gammelgransskål (NT)</w:t>
+      </w:r>
+      <w:r>
+        <w:t xml:space="preserve"> är en liten skålsvamp som växer på gamla granar med skrovlig bark. Typiska växtplatser är gransumpskog i myrkanter, bäckdråg, bäckraviner och skuggiga bergssluttningar, men också skog på torrare mark kan hysa arten om beståndet har stark naturskogskaraktär. Bestånd med arten bör behandlas som nyckelbiotoper och sparas vid en slutavverkning. Även gallring bör undvikas. Gammelgransskål är typisk art för </w:t>
+      </w:r>
+      <w:r>
+        <w:rPr>
+          <w:i/>
+        </w:rPr>
+        <w:t>9010 Taiga</w:t>
+      </w:r>
+      <w:r>
+        <w:t xml:space="preserve"> (SLU Artdatabanken, 2024; Nitare &amp; Skogsstyrelsen, 2019).</w:t>
       </w:r>
     </w:p>
     <w:p>
@@ -552,55 +561,10 @@
         <w:rPr>
           <w:b/>
         </w:rPr>
-        <w:t>Lunglav (NT)</w:t>
-      </w:r>
-      <w:r>
-        <w:t xml:space="preserve"> är en av vårt lands främsta signalarter som överallt indikerar gamla lövträd, skogsbestånd med höga naturvärden och ekosystem med långskoglig kontinuitet. Lokalt kan förekomsten vara mycket riklig men den hittas nästan enbart i gamla och ej slutavverkade skogar. Artens samtliga förekomster bör uppmärksammas från naturvårdssynpunkt, då många lokaler även hyser andra ovanliga och rödlistade arter. Rikliga förekomster bör skyddas med biotopskydd, frivilliga avsättningar eller reservat. På lunglav kan de sällsynta lavparasiterna lunglavshårprick (CR), </w:t>
-      </w:r>
-      <w:r>
-        <w:rPr>
-          <w:i/>
-        </w:rPr>
-        <w:t>Abrothallus diederichii</w:t>
-      </w:r>
-      <w:r>
-        <w:t xml:space="preserve"> (VU), </w:t>
-      </w:r>
-      <w:r>
-        <w:rPr>
-          <w:i/>
-        </w:rPr>
-        <w:t>Abrothallus lobariae</w:t>
-      </w:r>
-      <w:r>
-        <w:t xml:space="preserve"> (VU), </w:t>
-      </w:r>
-      <w:r>
-        <w:rPr>
-          <w:i/>
-        </w:rPr>
-        <w:t>Calycina lobariae</w:t>
-      </w:r>
-      <w:r>
-        <w:t xml:space="preserve"> (VU), lunglavsknapp (VU) och skrovelmössing (VU) påträffas. Lunglav är typisk art för </w:t>
-      </w:r>
-      <w:r>
-        <w:rPr>
-          <w:i/>
-        </w:rPr>
-        <w:t>9010 Taiga, 9020 Nordlig ädellövskog, 9110 Näringsfattig bokskog, 9130 Näringsrik bokskog, 9160 Näringsrik ekskog, 9180 Ädellövskog i branter, 9190 Näringsfattig ekskog, 9070 Trädklädd betesmark, 9040 Fjällbjörkskog</w:t>
-      </w:r>
-      <w:r>
-        <w:t xml:space="preserve"> och</w:t>
-      </w:r>
-      <w:r>
-        <w:rPr>
-          <w:i/>
-        </w:rPr>
-        <w:t xml:space="preserve"> 6530 Lövängar</w:t>
-      </w:r>
-      <w:r>
-        <w:t xml:space="preserve"> (SLU Artdatabanken, 2026; Nitare &amp; Skogsstyrelsen, 2019).</w:t>
+        <w:t>Gultoppig fingersvamp (NT)</w:t>
+      </w:r>
+      <w:r>
+        <w:t xml:space="preserve"> bildar mykorrhiza med gran i örtrik äldre barrskog. Den är något kalkgynnad och föredrar bördiga granskogar av lågörtstyp. Svampen hotas främst av skogsavverkning och tycks försvinna efter slutavverkning, markberedning och plantering. Skogsområden med arten bör undantas från storskaligt skogsbruk. Slutavverkning, kraftig gallring och skogsgödsling måste undvikas, liksom körning med tunga maskiner (SLU Artdatabanken, 2024).</w:t>
       </w:r>
     </w:p>
     <w:p>
@@ -608,10 +572,10 @@
         <w:rPr>
           <w:b/>
         </w:rPr>
-        <w:t>Mörk kolflarnlav (NT)</w:t>
-      </w:r>
-      <w:r>
-        <w:t xml:space="preserve"> är brandberoende och växer nästan uteslutande på kolad hård kärnved av tall. Arten förekommer främst i glesa, öppna tall- och blandbarrskogar av naturskogskaraktär och etableringen verkar ske sent efter brand, kanske först efter 100–300 år. Mörk kolflarnlav indikerar skog med höga naturvärden och vanligast är att den påträffas på rester av nedbrunna torrakor och högstubbar och lågstubbar som är så grova att hela innandömet är urbränt. Tall- och blandbarrskogar av naturskogskaraktär med spår av återkommande bränder hyser höga biologiska värden och bör skyddas (SLU Artdatabanken, 2024).</w:t>
+        <w:t>Kortskaftad ärgspik (NT)</w:t>
+      </w:r>
+      <w:r>
+        <w:t xml:space="preserve"> förekommer i barrträdsdominerade skogar och växer nästan uteslutande på tallved. Den föredrar gamla högstubbar i fuktig och halvöppen miljö, t.ex. i myrkanter, sumpskog och brandpräglad skog. Arten indikerar kontinuerlig tillgång till gamla högstubbar i kombination med hög och jämn luftfuktighet. Skogsbruk på lokaler med kortskaftad ärgspik utgör ett hot. På lång sikt bildas färre lämpliga substrat än vad som försvinner. Avverkning av barrträdsdominerade bestånd av naturskogskaraktär utgör ett långsiktigt hot. Naturskogsartade bestånd med riklig förekomst av gamla och grova tallhögstubbar bör undantas från skogsbruk (SLU Artdatabanken, 2024).</w:t>
       </w:r>
     </w:p>
     <w:p>
@@ -619,10 +583,55 @@
         <w:rPr>
           <w:b/>
         </w:rPr>
-        <w:t>Nordtagging (NT)</w:t>
-      </w:r>
-      <w:r>
-        <w:t xml:space="preserve"> växer främst på tallågor av grövre dimensioner och påträffas huvudsakligen i äldre skog som inte kalavverkats. Nordtaggingen missgynnas av att områden med äldre tallskog har minskat starkt. Bekämpning av skogsbränder, samtidigt som skogsbruket omvandlar naturligt glesa tallbestånd till likartade och betydligt tätare bestånd, har missgynnat arten. Bristen på gamla tallågor utgör på sikt ett allvarligt hot och återskapandet av lämpliga biotoper tar mycket lång tid. Områden med olikåldriga bestånd av tall och med stort inslag av äldre träd bör undantas från skoglig produktion (SLU Artdatabanken, 2024).</w:t>
+        <w:t>Lunglav (NT)</w:t>
+      </w:r>
+      <w:r>
+        <w:t xml:space="preserve"> är en av vårt lands främsta signalarter som överallt indikerar gamla lövträd, skogsbestånd med höga naturvärden och ekosystem med långskoglig kontinuitet. Lokalt kan förekomsten vara mycket riklig men den hittas nästan enbart i gamla och ej slutavverkade skogar. Artens samtliga förekomster bör uppmärksammas från naturvårdssynpunkt, då många lokaler även hyser andra ovanliga och rödlistade arter. Rikliga förekomster bör skyddas med biotopskydd, frivilliga avsättningar eller reservat. På lunglav kan de sällsynta lavparasiterna lunglavshårprick (CR), </w:t>
+      </w:r>
+      <w:r>
+        <w:rPr>
+          <w:i/>
+        </w:rPr>
+        <w:t>Abrothallus diederichii</w:t>
+      </w:r>
+      <w:r>
+        <w:t xml:space="preserve"> (VU), </w:t>
+      </w:r>
+      <w:r>
+        <w:rPr>
+          <w:i/>
+        </w:rPr>
+        <w:t>Abrothallus lobariae</w:t>
+      </w:r>
+      <w:r>
+        <w:t xml:space="preserve"> (VU), </w:t>
+      </w:r>
+      <w:r>
+        <w:rPr>
+          <w:i/>
+        </w:rPr>
+        <w:t>Calycina lobariae</w:t>
+      </w:r>
+      <w:r>
+        <w:t xml:space="preserve"> (VU), lunglavsknapp (VU) och skrovelmössing (VU) påträffas. Lunglav är typisk art för </w:t>
+      </w:r>
+      <w:r>
+        <w:rPr>
+          <w:i/>
+        </w:rPr>
+        <w:t>9010 Taiga, 9020 Nordlig ädellövskog, 9110 Näringsfattig bokskog, 9130 Näringsrik bokskog, 9160 Näringsrik ekskog, 9180 Ädellövskog i branter, 9190 Näringsfattig ekskog, 9070 Trädklädd betesmark, 9040 Fjällbjörkskog</w:t>
+      </w:r>
+      <w:r>
+        <w:t xml:space="preserve"> och</w:t>
+      </w:r>
+      <w:r>
+        <w:rPr>
+          <w:i/>
+        </w:rPr>
+        <w:t xml:space="preserve"> 6530 Lövängar</w:t>
+      </w:r>
+      <w:r>
+        <w:t xml:space="preserve"> (SLU Artdatabanken, 2026; Nitare &amp; Skogsstyrelsen, 2019).</w:t>
       </w:r>
     </w:p>
     <w:p>
@@ -630,19 +639,10 @@
         <w:rPr>
           <w:b/>
         </w:rPr>
-        <w:t xml:space="preserve">Orange taggsvamp (NT) </w:t>
-      </w:r>
-      <w:r>
-        <w:t xml:space="preserve">bildar mykorrhiza med både gran och tall och den förekommer främst i äldre barrskogar med kontinuitetsskogskaraktär. Mest frekvent är den i äldre mossrik granskog, men då bara i skogar inom granens naturliga utbredningsområde och i bestånd med långvarig grankontinuitet. Den totala populationen i landet bedöms ha minskat kraftigt och fortsatt kommer att minska då arten är knuten till en produktiv skogsmiljö som successivt avverkas. Arten hotas främst av skogsavverkning och tycks försvinna efter slutavverkning, markberedning och plantering och det är inte känt att arten har återkommit i anlagd skog på tidigare kalmark. Orange taggsvamp är typisk art för </w:t>
-      </w:r>
-      <w:r>
-        <w:rPr>
-          <w:i/>
-        </w:rPr>
-        <w:t>9010 Taiga</w:t>
-      </w:r>
-      <w:r>
-        <w:t xml:space="preserve"> (SLU Artdatabanken, 2024).</w:t>
+        <w:t>Mörk kolflarnlav (NT)</w:t>
+      </w:r>
+      <w:r>
+        <w:t xml:space="preserve"> är brandberoende och växer nästan uteslutande på kolad hård kärnved av tall. Arten förekommer främst i glesa, öppna tall- och blandbarrskogar av naturskogskaraktär och etableringen verkar ske sent efter brand, kanske först efter 100–300 år. Mörk kolflarnlav indikerar skog med höga naturvärden och vanligast är att den påträffas på rester av nedbrunna torrakor och högstubbar och lågstubbar som är så grova att hela innandömet är urbränt. Tall- och blandbarrskogar av naturskogskaraktär med spår av återkommande bränder hyser höga biologiska värden och bör skyddas (SLU Artdatabanken, 2024).</w:t>
       </w:r>
     </w:p>
     <w:p>
@@ -650,10 +650,10 @@
         <w:rPr>
           <w:b/>
         </w:rPr>
-        <w:t xml:space="preserve">Skarp dropptaggsvamp (NT) </w:t>
-      </w:r>
-      <w:r>
-        <w:t>bildar mykorrhiza med både gran och tall, främst i barrskogar med trädkontinuitet. Arten uppträder dels i näringsrik kalkbarrskog och dels i sur lavtallskog. Kalkbarrskogarna är ofta grandominerade, olikåldriga och skiktade på frisk mark med ett örtrikt vegetationsskikt. Lavtallskogarna är i regel magra, torra, ljusöppna och ofta brandpräglade. Den totala populationen i landet har minskat och bedöms fortsätta minska till följd av avverkning av äldre barrskogar. Arten har begränsad förmåga att återetablera sig efter slutavverkning eller andra storskaliga skogsbruksåtgärder. Det saknas indikationer på att arten långsiktigt kan etablera eller reproducera sig i skogsbestånd som brukas med metoder som trakthyggesbruk, markberedning, gödsling eller föryngring med förädlat plantmaterial. Minskningstakten för den svenska populationen bedöms vara nära gränsvärdet för Sårbar (VU) (SLU Artdatabanken, 2026).</w:t>
+        <w:t>Nordtagging (NT)</w:t>
+      </w:r>
+      <w:r>
+        <w:t xml:space="preserve"> växer främst på tallågor av grövre dimensioner och påträffas huvudsakligen i äldre skog som inte kalavverkats. Nordtaggingen missgynnas av att områden med äldre tallskog har minskat starkt. Bekämpning av skogsbränder, samtidigt som skogsbruket omvandlar naturligt glesa tallbestånd till likartade och betydligt tätare bestånd, har missgynnat arten. Bristen på gamla tallågor utgör på sikt ett allvarligt hot och återskapandet av lämpliga biotoper tar mycket lång tid. Områden med olikåldriga bestånd av tall och med stort inslag av äldre träd bör undantas från skoglig produktion (SLU Artdatabanken, 2024).</w:t>
       </w:r>
     </w:p>
     <w:p>
@@ -661,6 +661,37 @@
         <w:rPr>
           <w:b/>
         </w:rPr>
+        <w:t xml:space="preserve">Orange taggsvamp (NT) </w:t>
+      </w:r>
+      <w:r>
+        <w:t xml:space="preserve">bildar mykorrhiza med både gran och tall och den förekommer främst i äldre barrskogar med kontinuitetsskogskaraktär. Mest frekvent är den i äldre mossrik granskog, men då bara i skogar inom granens naturliga utbredningsområde och i bestånd med långvarig grankontinuitet. Den totala populationen i landet bedöms ha minskat kraftigt och fortsatt kommer att minska då arten är knuten till en produktiv skogsmiljö som successivt avverkas. Arten hotas främst av skogsavverkning och tycks försvinna efter slutavverkning, markberedning och plantering och det är inte känt att arten har återkommit i anlagd skog på tidigare kalmark. Orange taggsvamp är typisk art för </w:t>
+      </w:r>
+      <w:r>
+        <w:rPr>
+          <w:i/>
+        </w:rPr>
+        <w:t>9010 Taiga</w:t>
+      </w:r>
+      <w:r>
+        <w:t xml:space="preserve"> (SLU Artdatabanken, 2024).</w:t>
+      </w:r>
+    </w:p>
+    <w:p>
+      <w:r>
+        <w:rPr>
+          <w:b/>
+        </w:rPr>
+        <w:t xml:space="preserve">Skarp dropptaggsvamp (NT) </w:t>
+      </w:r>
+      <w:r>
+        <w:t>bildar mykorrhiza med både gran och tall, främst i barrskogar med trädkontinuitet. Arten uppträder dels i näringsrik kalkbarrskog och dels i sur lavtallskog. Kalkbarrskogarna är ofta grandominerade, olikåldriga och skiktade på frisk mark med ett örtrikt vegetationsskikt. Lavtallskogarna är i regel magra, torra, ljusöppna och ofta brandpräglade. Den totala populationen i landet har minskat och bedöms fortsätta minska till följd av avverkning av äldre barrskogar. Arten har begränsad förmåga att återetablera sig efter slutavverkning eller andra storskaliga skogsbruksåtgärder. Det saknas indikationer på att arten långsiktigt kan etablera eller reproducera sig i skogsbestånd som brukas med metoder som trakthyggesbruk, markberedning, gödsling eller föryngring med förädlat plantmaterial. Minskningstakten för den svenska populationen bedöms vara nära gränsvärdet för Sårbar (VU) (SLU Artdatabanken, 2026).</w:t>
+      </w:r>
+    </w:p>
+    <w:p>
+      <w:r>
+        <w:rPr>
+          <w:b/>
+        </w:rPr>
         <w:t>Skrovellav (NT)</w:t>
       </w:r>
       <w:r>
@@ -701,6 +732,17 @@
       </w:r>
       <w:r>
         <w:t xml:space="preserve"> (SLU Artdatabanken, 2026; Nitare &amp; Skogsstyrelsen, 2019).</w:t>
+      </w:r>
+    </w:p>
+    <w:p>
+      <w:r>
+        <w:rPr>
+          <w:b/>
+        </w:rPr>
+        <w:t>Sotvaxskivling (NT)</w:t>
+      </w:r>
+      <w:r>
+        <w:t xml:space="preserve"> bildar mykorrhiza med gran och tall i barrskogar med lång trädkontinuitet. Den totala populationen i landet har minskat och bedöms fortsätta minska till följd av avverkning av äldre barrskogar. Arten har begränsad förmåga att återetablera sig efter slutavverkning eller andra storskaliga skogsbruksåtgärder. Det finns inga indikationer på att den långsiktigt kan etablera eller reproducera sig i skogsbestånd som brukas med trakthyggesmetoder, markberedning, gödsling eller föryngring med förädlat plantmaterial (SLU Artdatabanken, 2026).</w:t>
       </w:r>
     </w:p>
     <w:p>
@@ -1236,7 +1278,7 @@
         <w:rPr>
           <w:i/>
         </w:rPr>
-        <w:t>I det avverkningsanmälda skogsområdet har 30 rödlistade arter och signalarter påträffats. Detta ska jämföras med Skogsstyrelsens uppföljning 2017 av nyckelbiotoper som visade att man i genomsnitt hittar 20,6 olika rödlistade arter och signalarter i en nyckelbiotop (Wijk, S. 2017. Biologisk mångfald i nyckelbiotoper – Resultat från inventeringen “Uppföljning biologisk mångfald” 2009–2015. Rapport 4/2017 Skogsstyrelsen, Jönköping).</w:t>
+        <w:t>I det avverkningsanmälda skogsområdet har 33 rödlistade arter och signalarter påträffats. Detta ska jämföras med Skogsstyrelsens uppföljning 2017 av nyckelbiotoper som visade att man i genomsnitt hittar 20,6 olika rödlistade arter och signalarter i en nyckelbiotop (Wijk, S. 2017. Biologisk mångfald i nyckelbiotoper – Resultat från inventeringen “Uppföljning biologisk mångfald” 2009–2015. Rapport 4/2017 Skogsstyrelsen, Jönköping).</w:t>
       </w:r>
     </w:p>
     <w:p>
@@ -1265,7 +1307,7 @@
         <w:rPr>
           <w:i/>
         </w:rPr>
-        <w:t>I det avverkningsanmälda skogsområdet har 34 naturvårdsarter varav 22 rödlistade arter sina livsmiljöer och växtplatser.</w:t>
+        <w:t>I det avverkningsanmälda skogsområdet har 37 naturvårdsarter varav 25 rödlistade arter sina livsmiljöer och växtplatser.</w:t>
       </w:r>
     </w:p>
     <w:p>
@@ -1997,7 +2039,7 @@
     <w:r>
       <w:tab/>
       <w:tab/>
-      <w:t>2026-09-16</w:t>
+      <w:t>2026-09-17</w:t>
       <w:br/>
       <w:br/>
     </w:r>

--- a/klagomål/A 41411-2024 FSC-klagomål.docx
+++ b/klagomål/A 41411-2024 FSC-klagomål.docx
@@ -2039,7 +2039,7 @@
     <w:r>
       <w:tab/>
       <w:tab/>
-      <w:t>2026-09-17</w:t>
+      <w:t>2026-09-18</w:t>
       <w:br/>
       <w:br/>
     </w:r>

--- a/klagomål/A 41411-2024 FSC-klagomål.docx
+++ b/klagomål/A 41411-2024 FSC-klagomål.docx
@@ -2039,7 +2039,7 @@
     <w:r>
       <w:tab/>
       <w:tab/>
-      <w:t>2026-09-18</w:t>
+      <w:t>2026-09-19</w:t>
       <w:br/>
       <w:br/>
     </w:r>

--- a/klagomål/A 41411-2024 FSC-klagomål.docx
+++ b/klagomål/A 41411-2024 FSC-klagomål.docx
@@ -2039,7 +2039,7 @@
     <w:r>
       <w:tab/>
       <w:tab/>
-      <w:t>2026-09-19</w:t>
+      <w:t>2026-09-21</w:t>
       <w:br/>
       <w:br/>
     </w:r>

--- a/klagomål/A 41411-2024 FSC-klagomål.docx
+++ b/klagomål/A 41411-2024 FSC-klagomål.docx
@@ -2039,7 +2039,7 @@
     <w:r>
       <w:tab/>
       <w:tab/>
-      <w:t>2026-09-21</w:t>
+      <w:t>2026-09-23</w:t>
       <w:br/>
       <w:br/>
     </w:r>

--- a/klagomål/A 41411-2024 FSC-klagomål.docx
+++ b/klagomål/A 41411-2024 FSC-klagomål.docx
@@ -2039,7 +2039,7 @@
     <w:r>
       <w:tab/>
       <w:tab/>
-      <w:t>2026-09-23</w:t>
+      <w:t>2026-09-24</w:t>
       <w:br/>
       <w:br/>
     </w:r>

--- a/klagomål/A 41411-2024 FSC-klagomål.docx
+++ b/klagomål/A 41411-2024 FSC-klagomål.docx
@@ -2039,7 +2039,7 @@
     <w:r>
       <w:tab/>
       <w:tab/>
-      <w:t>2026-09-24</w:t>
+      <w:t>2026-09-25</w:t>
       <w:br/>
       <w:br/>
     </w:r>

--- a/klagomål/A 41411-2024 FSC-klagomål.docx
+++ b/klagomål/A 41411-2024 FSC-klagomål.docx
@@ -2039,7 +2039,7 @@
     <w:r>
       <w:tab/>
       <w:tab/>
-      <w:t>2026-09-25</w:t>
+      <w:t>2026-09-26</w:t>
       <w:br/>
       <w:br/>
     </w:r>

--- a/klagomål/A 41411-2024 FSC-klagomål.docx
+++ b/klagomål/A 41411-2024 FSC-klagomål.docx
@@ -2039,7 +2039,7 @@
     <w:r>
       <w:tab/>
       <w:tab/>
-      <w:t>2026-09-26</w:t>
+      <w:t>2026-09-27</w:t>
       <w:br/>
       <w:br/>
     </w:r>

--- a/klagomål/A 41411-2024 FSC-klagomål.docx
+++ b/klagomål/A 41411-2024 FSC-klagomål.docx
@@ -2039,7 +2039,7 @@
     <w:r>
       <w:tab/>
       <w:tab/>
-      <w:t>2026-09-27</w:t>
+      <w:t>2026-09-28</w:t>
       <w:br/>
       <w:br/>
     </w:r>

--- a/klagomål/A 41411-2024 FSC-klagomål.docx
+++ b/klagomål/A 41411-2024 FSC-klagomål.docx
@@ -2039,7 +2039,7 @@
     <w:r>
       <w:tab/>
       <w:tab/>
-      <w:t>2026-09-28</w:t>
+      <w:t>2026-09-29</w:t>
       <w:br/>
       <w:br/>
     </w:r>

--- a/klagomål/A 41411-2024 FSC-klagomål.docx
+++ b/klagomål/A 41411-2024 FSC-klagomål.docx
@@ -2039,7 +2039,7 @@
     <w:r>
       <w:tab/>
       <w:tab/>
-      <w:t>2026-09-29</w:t>
+      <w:t>2026-09-30</w:t>
       <w:br/>
       <w:br/>
     </w:r>

--- a/klagomål/A 41411-2024 FSC-klagomål.docx
+++ b/klagomål/A 41411-2024 FSC-klagomål.docx
@@ -2039,7 +2039,7 @@
     <w:r>
       <w:tab/>
       <w:tab/>
-      <w:t>2026-09-30</w:t>
+      <w:t>2026-10-01</w:t>
       <w:br/>
       <w:br/>
     </w:r>

--- a/klagomål/A 41411-2024 FSC-klagomål.docx
+++ b/klagomål/A 41411-2024 FSC-klagomål.docx
@@ -2039,7 +2039,7 @@
     <w:r>
       <w:tab/>
       <w:tab/>
-      <w:t>2026-10-01</w:t>
+      <w:t>2026-10-02</w:t>
       <w:br/>
       <w:br/>
     </w:r>

--- a/klagomål/A 41411-2024 FSC-klagomål.docx
+++ b/klagomål/A 41411-2024 FSC-klagomål.docx
@@ -2039,7 +2039,7 @@
     <w:r>
       <w:tab/>
       <w:tab/>
-      <w:t>2026-10-02</w:t>
+      <w:t>2026-10-03</w:t>
       <w:br/>
       <w:br/>
     </w:r>

--- a/klagomål/A 41411-2024 FSC-klagomål.docx
+++ b/klagomål/A 41411-2024 FSC-klagomål.docx
@@ -2039,7 +2039,7 @@
     <w:r>
       <w:tab/>
       <w:tab/>
-      <w:t>2026-10-03</w:t>
+      <w:t>2026-10-04</w:t>
       <w:br/>
       <w:br/>
     </w:r>

--- a/klagomål/A 41411-2024 FSC-klagomål.docx
+++ b/klagomål/A 41411-2024 FSC-klagomål.docx
@@ -2039,7 +2039,7 @@
     <w:r>
       <w:tab/>
       <w:tab/>
-      <w:t>2026-10-04</w:t>
+      <w:t>2026-10-05</w:t>
       <w:br/>
       <w:br/>
     </w:r>

--- a/klagomål/A 41411-2024 FSC-klagomål.docx
+++ b/klagomål/A 41411-2024 FSC-klagomål.docx
@@ -2039,7 +2039,7 @@
     <w:r>
       <w:tab/>
       <w:tab/>
-      <w:t>2026-10-05</w:t>
+      <w:t>2026-10-06</w:t>
       <w:br/>
       <w:br/>
     </w:r>

--- a/klagomål/A 41411-2024 FSC-klagomål.docx
+++ b/klagomål/A 41411-2024 FSC-klagomål.docx
@@ -2039,7 +2039,7 @@
     <w:r>
       <w:tab/>
       <w:tab/>
-      <w:t>2026-10-06</w:t>
+      <w:t>2026-10-07</w:t>
       <w:br/>
       <w:br/>
     </w:r>

--- a/klagomål/A 41411-2024 FSC-klagomål.docx
+++ b/klagomål/A 41411-2024 FSC-klagomål.docx
@@ -2039,7 +2039,7 @@
     <w:r>
       <w:tab/>
       <w:tab/>
-      <w:t>2026-10-07</w:t>
+      <w:t>2026-10-08</w:t>
       <w:br/>
       <w:br/>
     </w:r>

--- a/klagomål/A 41411-2024 FSC-klagomål.docx
+++ b/klagomål/A 41411-2024 FSC-klagomål.docx
@@ -2039,7 +2039,7 @@
     <w:r>
       <w:tab/>
       <w:tab/>
-      <w:t>2026-10-08</w:t>
+      <w:t>2026-10-09</w:t>
       <w:br/>
       <w:br/>
     </w:r>

--- a/klagomål/A 41411-2024 FSC-klagomål.docx
+++ b/klagomål/A 41411-2024 FSC-klagomål.docx
@@ -2039,7 +2039,7 @@
     <w:r>
       <w:tab/>
       <w:tab/>
-      <w:t>2026-10-09</w:t>
+      <w:t>2026-10-10</w:t>
       <w:br/>
       <w:br/>
     </w:r>

--- a/klagomål/A 41411-2024 FSC-klagomål.docx
+++ b/klagomål/A 41411-2024 FSC-klagomål.docx
@@ -2039,7 +2039,7 @@
     <w:r>
       <w:tab/>
       <w:tab/>
-      <w:t>2026-10-10</w:t>
+      <w:t>2026-10-11</w:t>
       <w:br/>
       <w:br/>
     </w:r>

--- a/klagomål/A 41411-2024 FSC-klagomål.docx
+++ b/klagomål/A 41411-2024 FSC-klagomål.docx
@@ -178,7 +178,7 @@
       <w:r>
         <w:drawing>
           <wp:inline xmlns:a="http://schemas.openxmlformats.org/drawingml/2006/main" xmlns:pic="http://schemas.openxmlformats.org/drawingml/2006/picture">
-            <wp:extent cx="5486400" cy="5635519"/>
+            <wp:extent cx="5486400" cy="5631543"/>
             <wp:docPr id="1" name="Picture 1"/>
             <wp:cNvGraphicFramePr>
               <a:graphicFrameLocks noChangeAspect="1"/>
@@ -199,7 +199,7 @@
                   <pic:spPr>
                     <a:xfrm>
                       <a:off x="0" y="0"/>
-                      <a:ext cx="5486400" cy="5635519"/>
+                      <a:ext cx="5486400" cy="5631543"/>
                     </a:xfrm>
                     <a:prstGeom prst="rect"/>
                   </pic:spPr>
@@ -221,7 +221,7 @@
     </w:p>
     <w:p>
       <w:r>
-        <w:t>I och inom 18 meter från avverkningsanmälan finns fynd av 37 naturvårdsarter, varav 25 är rödlistade, 7 är fridlysta, 25 är typiska (T) och 8 är signalarter (S): doftticka (VU, T, §8), fläckporing (VU, T), garnlav (VU, T), gräddporing (VU, T), knärot (VU, T, §8), smalfotad taggsvamp (VU), tajgataggsvamp (VU), doftskinn (NT, T), dropptaggsvamp (NT, T), dvärgbägarlav (NT, T), gammelgransskål (NT, T), gultoppig fingersvamp (NT), kortskaftad ärgspik (NT), lunglav (NT, T), mörk kolflarnlav (NT), nordtagging (NT), orange taggsvamp (NT, T), skarp dropptaggsvamp (NT), skrovellav (NT, T), sotvaxskivling (NT), vaddporing (NT), vedskivlav (NT, T), vedtrappmossa (NT, T), vitplätt (NT), äggvaxskivling (NT), bårdlav (S, T), grönpyrola (S, T), korallblylav (S, T), mörk husmossa (S, T), plattlummer (S, T, §9), skinnlav (S, T), spindelblomster (S, T, §8), stuplav (S, T), ekbräken (T), tjäder (T, §4), tofsmes (T, §4) och nattviol (§8). Se Figur 1.</w:t>
+        <w:t>I och inom 18 meter från avverkningsanmälan finns fynd av 40 naturvårdsarter, varav 26 är rödlistade, 8 är fridlysta, 27 är typiska (T) och 8 är signalarter (S): doftticka (VU, T, §8), fläckporing (VU, T), garnlav (VU, T), gräddporing (VU, T), knärot (VU, T, §8), smalfotad taggsvamp (VU), tajgataggsvamp (VU), doftskinn (NT, T), dropptaggsvamp (NT, T), dvärgbägarlav (NT, T), gammelgransskål (NT, T), gultoppig fingersvamp (NT), kortskaftad ärgspik (NT), lunglav (NT, T), mörk kolflarnlav (NT), nordtagging (NT), orange taggsvamp (NT, T), Phellodon aquiloniniger (NT), skarp dropptaggsvamp (NT), skrovellav (NT, T), sotvaxskivling (NT), vaddporing (NT), vedskivlav (NT, T), vedtrappmossa (NT, T), vitplätt (NT), äggvaxskivling (NT), bårdlav (S, T), grönpyrola (S, T), korallblylav (S, T), mörk husmossa (S, T), plattlummer (S, T, §9), skinnlav (S, T), spindelblomster (S, T, §8), stuplav (S, T), blåsippa (T, §9), ekbräken (T), liljekonvalj (T), tjäder (T, §4), tofsmes (T, §4) och nattviol (§8). Se Figur 1.</w:t>
       </w:r>
     </w:p>
     <w:p>
@@ -394,7 +394,7 @@
     </w:p>
     <w:p>
       <w:r>
-        <w:t>I det avverkningsanmälda området finns 23 fyndplatser för knärot registrerade på Artportalen. Figur 2 visar gränserna för buffertzoner på 50 m, som behöver lämnas kring fyndplatserna för att knärotslokalerna inte ska försvinna vid en avverkning. Av det avverkningsanmälda området överlappar 6.85 ha med buffertzonerna och får av detta skäl inte avverkas.</w:t>
+        <w:t>I det avverkningsanmälda området finns 24 fyndplatser för knärot registrerade på Artportalen. Figur 2 visar gränserna för buffertzoner på 50 m, som behöver lämnas kring fyndplatserna för att knärotslokalerna inte ska försvinna vid en avverkning. Av det avverkningsanmälda området överlappar 6.99 ha med buffertzonerna och får av detta skäl inte avverkas.</w:t>
       </w:r>
     </w:p>
     <w:p>
@@ -680,11 +680,18 @@
       <w:r>
         <w:rPr>
           <w:b/>
-        </w:rPr>
-        <w:t xml:space="preserve">Skarp dropptaggsvamp (NT) </w:t>
-      </w:r>
-      <w:r>
-        <w:t>bildar mykorrhiza med både gran och tall, främst i barrskogar med trädkontinuitet. Arten uppträder dels i näringsrik kalkbarrskog och dels i sur lavtallskog. Kalkbarrskogarna är ofta grandominerade, olikåldriga och skiktade på frisk mark med ett örtrikt vegetationsskikt. Lavtallskogarna är i regel magra, torra, ljusöppna och ofta brandpräglade. Den totala populationen i landet har minskat och bedöms fortsätta minska till följd av avverkning av äldre barrskogar. Arten har begränsad förmåga att återetablera sig efter slutavverkning eller andra storskaliga skogsbruksåtgärder. Det saknas indikationer på att arten långsiktigt kan etablera eller reproducera sig i skogsbestånd som brukas med metoder som trakthyggesbruk, markberedning, gödsling eller föryngring med förädlat plantmaterial. Minskningstakten för den svenska populationen bedöms vara nära gränsvärdet för Sårbar (VU) (SLU Artdatabanken, 2026).</w:t>
+          <w:i/>
+        </w:rPr>
+        <w:t xml:space="preserve">Phellodon aquiloniniger </w:t>
+      </w:r>
+      <w:r>
+        <w:rPr>
+          <w:b/>
+        </w:rPr>
+        <w:t xml:space="preserve">(NT) </w:t>
+      </w:r>
+      <w:r>
+        <w:t>är en taggsvamp som bildar mykorrhiza med tall, eventuellt även med gran, i sandtallskog och annan näringsfattig äldre tallskog och barrblandskog. Den totala populationen i landet bedöms ha minskat och förväntas fortsätta minska på grund av slutavverkning av äldre barrskog och kontinuitetsskog. Arten har begränsad förmåga att återetablera sig efter slutavverkning eller andra storskaliga skogsbruksåtgärder, och det finns inga indikationer på att den långsiktigt kan etablera eller reproducera sig i bestånd som brukas med trakthyggesmetoder, markberedning, gödsling eller förädlat plantmaterial. Uppfyller kriterierna för att bli rödlistad på grund av ny kunskap som visar att en större andel av populationen än tidigare bedömt är knuten till kontinuitetsbarrskog. Minskningstakten för den svenska populationen bedöms vara nära gränsvärdet för sårbar (VU) (SLU Artdatabanken, 2026).</w:t>
       </w:r>
     </w:p>
     <w:p>
@@ -692,46 +699,10 @@
         <w:rPr>
           <w:b/>
         </w:rPr>
-        <w:t>Skrovellav (NT)</w:t>
-      </w:r>
-      <w:r>
-        <w:t xml:space="preserve"> växer på gamla lövträd och på klippor i gamla skogar med hög och jämn luftfuktighet. Slutavverkning av kontinuitetsskog utgör det största hotet och lavens fortsatta förekomst bör säkerställas genom att lokaler med äldre skog skyddas. I områden med mycket hög luftfuktighet kan man på bålen av skrovellav finna de sällsynta parasitsvamparna skrovellavsknapp (EN), </w:t>
-      </w:r>
-      <w:r>
-        <w:rPr>
-          <w:i/>
-        </w:rPr>
-        <w:t>Catillaria lobariicola</w:t>
-      </w:r>
-      <w:r>
-        <w:t xml:space="preserve"> (VU) och </w:t>
-      </w:r>
-      <w:r>
-        <w:rPr>
-          <w:i/>
-        </w:rPr>
-        <w:t>Merismatium lobariae</w:t>
-      </w:r>
-      <w:r>
-        <w:t xml:space="preserve"> (DD). Skrovellav är typisk art för </w:t>
-      </w:r>
-      <w:r>
-        <w:rPr>
-          <w:i/>
-        </w:rPr>
-        <w:t xml:space="preserve">9010 Taiga, 9020 Nordlig ädellövskog, 9040 Fjällbjörkskog, 9070 Trädklädd betesmark, 9160 Näringsrik ekskog, 9180 Ädellövskog i branter, 9190 Näringsfattig ekskog, 8210 Kalkbranter </w:t>
-      </w:r>
-      <w:r>
-        <w:t xml:space="preserve">och </w:t>
-      </w:r>
-      <w:r>
-        <w:rPr>
-          <w:i/>
-        </w:rPr>
-        <w:t>6530 Lövängar</w:t>
-      </w:r>
-      <w:r>
-        <w:t xml:space="preserve"> (SLU Artdatabanken, 2026; Nitare &amp; Skogsstyrelsen, 2019).</w:t>
+        <w:t xml:space="preserve">Skarp dropptaggsvamp (NT) </w:t>
+      </w:r>
+      <w:r>
+        <w:t>bildar mykorrhiza med både gran och tall, främst i barrskogar med trädkontinuitet. Arten uppträder dels i näringsrik kalkbarrskog och dels i sur lavtallskog. Kalkbarrskogarna är ofta grandominerade, olikåldriga och skiktade på frisk mark med ett örtrikt vegetationsskikt. Lavtallskogarna är i regel magra, torra, ljusöppna och ofta brandpräglade. Den totala populationen i landet har minskat och bedöms fortsätta minska till följd av avverkning av äldre barrskogar. Arten har begränsad förmåga att återetablera sig efter slutavverkning eller andra storskaliga skogsbruksåtgärder. Det saknas indikationer på att arten långsiktigt kan etablera eller reproducera sig i skogsbestånd som brukas med metoder som trakthyggesbruk, markberedning, gödsling eller föryngring med förädlat plantmaterial. Minskningstakten för den svenska populationen bedöms vara nära gränsvärdet för Sårbar (VU) (SLU Artdatabanken, 2026).</w:t>
       </w:r>
     </w:p>
     <w:p>
@@ -739,10 +710,46 @@
         <w:rPr>
           <w:b/>
         </w:rPr>
-        <w:t>Sotvaxskivling (NT)</w:t>
-      </w:r>
-      <w:r>
-        <w:t xml:space="preserve"> bildar mykorrhiza med gran och tall i barrskogar med lång trädkontinuitet. Den totala populationen i landet har minskat och bedöms fortsätta minska till följd av avverkning av äldre barrskogar. Arten har begränsad förmåga att återetablera sig efter slutavverkning eller andra storskaliga skogsbruksåtgärder. Det finns inga indikationer på att den långsiktigt kan etablera eller reproducera sig i skogsbestånd som brukas med trakthyggesmetoder, markberedning, gödsling eller föryngring med förädlat plantmaterial (SLU Artdatabanken, 2026).</w:t>
+        <w:t>Skrovellav (NT)</w:t>
+      </w:r>
+      <w:r>
+        <w:t xml:space="preserve"> växer på gamla lövträd och på klippor i gamla skogar med hög och jämn luftfuktighet. Slutavverkning av kontinuitetsskog utgör det största hotet och lavens fortsatta förekomst bör säkerställas genom att lokaler med äldre skog skyddas. I områden med mycket hög luftfuktighet kan man på bålen av skrovellav finna de sällsynta parasitsvamparna skrovellavsknapp (EN), </w:t>
+      </w:r>
+      <w:r>
+        <w:rPr>
+          <w:i/>
+        </w:rPr>
+        <w:t>Catillaria lobariicola</w:t>
+      </w:r>
+      <w:r>
+        <w:t xml:space="preserve"> (VU) och </w:t>
+      </w:r>
+      <w:r>
+        <w:rPr>
+          <w:i/>
+        </w:rPr>
+        <w:t>Merismatium lobariae</w:t>
+      </w:r>
+      <w:r>
+        <w:t xml:space="preserve"> (DD). Skrovellav är typisk art för </w:t>
+      </w:r>
+      <w:r>
+        <w:rPr>
+          <w:i/>
+        </w:rPr>
+        <w:t xml:space="preserve">9010 Taiga, 9020 Nordlig ädellövskog, 9040 Fjällbjörkskog, 9070 Trädklädd betesmark, 9160 Näringsrik ekskog, 9180 Ädellövskog i branter, 9190 Näringsfattig ekskog, 8210 Kalkbranter </w:t>
+      </w:r>
+      <w:r>
+        <w:t xml:space="preserve">och </w:t>
+      </w:r>
+      <w:r>
+        <w:rPr>
+          <w:i/>
+        </w:rPr>
+        <w:t>6530 Lövängar</w:t>
+      </w:r>
+      <w:r>
+        <w:t xml:space="preserve"> (SLU Artdatabanken, 2026; Nitare &amp; Skogsstyrelsen, 2019).</w:t>
       </w:r>
     </w:p>
     <w:p>
@@ -750,10 +757,10 @@
         <w:rPr>
           <w:b/>
         </w:rPr>
-        <w:t xml:space="preserve">Vaddporing (NT) </w:t>
-      </w:r>
-      <w:r>
-        <w:t>är en brunrötande vednedbrytare som hittas på undersidan av liggande murken tallved i olika former. Substratet utgörs framför allt av den typ av hård, kådimpregnerad och ofta kolad tallved som skapas i brandpräglad skog. Vedtypen nybildas i mycket liten omfattning och det är sannolikt att arten upplever en utdöendeskuld. För att garantera artens fortlevnad bör man både säkra att artens växtplatser hålls intakta samt att långsiktigt säkerställa att ny ved tillkommer, allra helst i omedelbar anslutning till artens växtplatser. Skoglig gallring och annat uttag av virke innebär ett hot mot arten (SLU Artdatabanken, 2024).</w:t>
+        <w:t>Sotvaxskivling (NT)</w:t>
+      </w:r>
+      <w:r>
+        <w:t xml:space="preserve"> bildar mykorrhiza med gran och tall i barrskogar med lång trädkontinuitet. Den totala populationen i landet har minskat och bedöms fortsätta minska till följd av avverkning av äldre barrskogar. Arten har begränsad förmåga att återetablera sig efter slutavverkning eller andra storskaliga skogsbruksåtgärder. Det finns inga indikationer på att den långsiktigt kan etablera eller reproducera sig i skogsbestånd som brukas med trakthyggesmetoder, markberedning, gödsling eller föryngring med förädlat plantmaterial (SLU Artdatabanken, 2026).</w:t>
       </w:r>
     </w:p>
     <w:p>
@@ -761,19 +768,10 @@
         <w:rPr>
           <w:b/>
         </w:rPr>
-        <w:t>Vedskivlav (NT)</w:t>
-      </w:r>
-      <w:r>
-        <w:t xml:space="preserve"> växer på gammal, torr, exponerad, hård kärnved av framförallt tall i naturskogsartade bestånd. Avverkning av tallskog av naturskogskaraktär med spår av återkommande bränder är ett hot. Mängden lämplig ved att växa på för vedskivlav minskar, dels på grund av naturlig nedbrytning men framförallt på grund av att de förstörs i samband med slutavverkningar, gallringar och markberedning. Tall- och blandbarrskogar av naturskogskaraktär med spår av återkommande bränder bör skyddas. Vedskivlav är typisk art för </w:t>
-      </w:r>
-      <w:r>
-        <w:rPr>
-          <w:i/>
-        </w:rPr>
-        <w:t>9010 Taiga</w:t>
-      </w:r>
-      <w:r>
-        <w:t xml:space="preserve"> (SLU Artdatabanken, 2024).</w:t>
+        <w:t xml:space="preserve">Vaddporing (NT) </w:t>
+      </w:r>
+      <w:r>
+        <w:t>är en brunrötande vednedbrytare som hittas på undersidan av liggande murken tallved i olika former. Substratet utgörs framför allt av den typ av hård, kådimpregnerad och ofta kolad tallved som skapas i brandpräglad skog. Vedtypen nybildas i mycket liten omfattning och det är sannolikt att arten upplever en utdöendeskuld. För att garantera artens fortlevnad bör man både säkra att artens växtplatser hålls intakta samt att långsiktigt säkerställa att ny ved tillkommer, allra helst i omedelbar anslutning till artens växtplatser. Skoglig gallring och annat uttag av virke innebär ett hot mot arten (SLU Artdatabanken, 2024).</w:t>
       </w:r>
     </w:p>
     <w:p>
@@ -781,10 +779,10 @@
         <w:rPr>
           <w:b/>
         </w:rPr>
-        <w:t xml:space="preserve">Vedtrappmossa (NT) </w:t>
-      </w:r>
-      <w:r>
-        <w:t xml:space="preserve">växer på död ved, främst i gammal granskog. Den förekommer knappast alls i fjällnära barrskogar utan finns i skogslandskapet nedom fjällen och framför allt i landets södra delar är den en mycket bra signalart för barrnaturskog med höga naturvärden. Skogsavverkning och brist på grov död ved i skogen är de allvarligaste hoten och den överlever inte kalhyggesbruk. Lokaler med sluten granskog, tillräckligt stora för att säkerställa ett kontinuerligt tillskott på grova lågor, bör undantas från storskaligt skogsbruk. Vedtrappmossa är typisk art för </w:t>
+        <w:t>Vedskivlav (NT)</w:t>
+      </w:r>
+      <w:r>
+        <w:t xml:space="preserve"> växer på gammal, torr, exponerad, hård kärnved av framförallt tall i naturskogsartade bestånd. Avverkning av tallskog av naturskogskaraktär med spår av återkommande bränder är ett hot. Mängden lämplig ved att växa på för vedskivlav minskar, dels på grund av naturlig nedbrytning men framförallt på grund av att de förstörs i samband med slutavverkningar, gallringar och markberedning. Tall- och blandbarrskogar av naturskogskaraktär med spår av återkommande bränder bör skyddas. Vedskivlav är typisk art för </w:t>
       </w:r>
       <w:r>
         <w:rPr>
@@ -801,10 +799,19 @@
         <w:rPr>
           <w:b/>
         </w:rPr>
-        <w:t>Vitplätt (NT)</w:t>
-      </w:r>
-      <w:r>
-        <w:t xml:space="preserve"> är en nedbrytare av död, hård och torr tallved och orsakar brunröta. Den förekommer mest i äldre, naturskogsliknande tallskog eller blandskog med äldre tall. Arten hotas av avverkning av gammal, senvuxen tall. I södra Sverige råder brist på lämpliga habitat och arten kan inte längre sprida sig utanför sina få kända växtplatser. Lokaler med gammal tall bör undantas från skogsbruk, i synnerhet i södra Sverige (SLU Artdatabanken, 2024).</w:t>
+        <w:t xml:space="preserve">Vedtrappmossa (NT) </w:t>
+      </w:r>
+      <w:r>
+        <w:t xml:space="preserve">växer på död ved, främst i gammal granskog. Den förekommer knappast alls i fjällnära barrskogar utan finns i skogslandskapet nedom fjällen och framför allt i landets södra delar är den en mycket bra signalart för barrnaturskog med höga naturvärden. Skogsavverkning och brist på grov död ved i skogen är de allvarligaste hoten och den överlever inte kalhyggesbruk. Lokaler med sluten granskog, tillräckligt stora för att säkerställa ett kontinuerligt tillskott på grova lågor, bör undantas från storskaligt skogsbruk. Vedtrappmossa är typisk art för </w:t>
+      </w:r>
+      <w:r>
+        <w:rPr>
+          <w:i/>
+        </w:rPr>
+        <w:t>9010 Taiga</w:t>
+      </w:r>
+      <w:r>
+        <w:t xml:space="preserve"> (SLU Artdatabanken, 2024).</w:t>
       </w:r>
     </w:p>
     <w:p>
@@ -812,10 +819,10 @@
         <w:rPr>
           <w:b/>
         </w:rPr>
-        <w:t>Äggvaxskivling (NT)</w:t>
-      </w:r>
-      <w:r>
-        <w:t xml:space="preserve"> bildar mykorrhiza med gran och förekommer huvudsakligen i äldre blåbärsgranskog. Har i Sverige en nordlig utbredningsbild och är relativt vanlig i norra Sverige. Total population i landet bedöms ha minskat kraftigt och fortgående att minska p.g.a. slutavverkningar av kontinuitetsskogar. Skogar med rik förekomst av äggvaxskivling brukar ha en artrik flora av mykorrhizasvampar och kan betraktas som nyckelbiotoper (SLU Artdatabanken, 2024).</w:t>
+        <w:t>Vitplätt (NT)</w:t>
+      </w:r>
+      <w:r>
+        <w:t xml:space="preserve"> är en nedbrytare av död, hård och torr tallved och orsakar brunröta. Den förekommer mest i äldre, naturskogsliknande tallskog eller blandskog med äldre tall. Arten hotas av avverkning av gammal, senvuxen tall. I södra Sverige råder brist på lämpliga habitat och arten kan inte längre sprida sig utanför sina få kända växtplatser. Lokaler med gammal tall bör undantas från skogsbruk, i synnerhet i södra Sverige (SLU Artdatabanken, 2024).</w:t>
       </w:r>
     </w:p>
     <w:p>
@@ -823,46 +830,10 @@
         <w:rPr>
           <w:b/>
         </w:rPr>
-        <w:t>Bårdlav</w:t>
-      </w:r>
-      <w:r>
-        <w:t xml:space="preserve"> signalerar miljöer med höga naturvärden och på lokalerna finns vanligtvis många andra ovanliga och rödlistade arter. Den visar även på platser med hög och jämn luftfuktighet. På bårdlav och andra njurlavar (Nephroma) kan de sällsynta parasiterna </w:t>
-      </w:r>
-      <w:r>
-        <w:rPr>
-          <w:i/>
-        </w:rPr>
-        <w:t xml:space="preserve">Protounguicularia nephromatis </w:t>
-      </w:r>
-      <w:r>
-        <w:t xml:space="preserve">(VU) och </w:t>
-      </w:r>
-      <w:r>
-        <w:rPr>
-          <w:i/>
-        </w:rPr>
-        <w:t xml:space="preserve">Tremella nephromatis </w:t>
-      </w:r>
-      <w:r>
-        <w:t xml:space="preserve">(DD) påträffas. Bårdlav är typisk art för </w:t>
-      </w:r>
-      <w:r>
-        <w:rPr>
-          <w:i/>
-        </w:rPr>
-        <w:t xml:space="preserve">9010 Taiga, 9020 Nordlig ädellövskog, 9070 Trädklädd betesmark, 9110 Näringsfattig bokskog, 9160 Näringsrik ekskog, 9180 Ädellövskog i branter </w:t>
-      </w:r>
-      <w:r>
-        <w:t>och</w:t>
-      </w:r>
-      <w:r>
-        <w:rPr>
-          <w:i/>
-        </w:rPr>
-        <w:t xml:space="preserve"> 9190 Näringsfattig ekskog</w:t>
-      </w:r>
-      <w:r>
-        <w:t xml:space="preserve"> (SLU Artdatabanken, 2026; Nitare &amp; Skogsstyrelsen, 2019).</w:t>
+        <w:t>Äggvaxskivling (NT)</w:t>
+      </w:r>
+      <w:r>
+        <w:t xml:space="preserve"> bildar mykorrhiza med gran och förekommer huvudsakligen i äldre blåbärsgranskog. Har i Sverige en nordlig utbredningsbild och är relativt vanlig i norra Sverige. Total population i landet bedöms ha minskat kraftigt och fortgående att minska p.g.a. slutavverkningar av kontinuitetsskogar. Skogar med rik förekomst av äggvaxskivling brukar ha en artrik flora av mykorrhizasvampar och kan betraktas som nyckelbiotoper (SLU Artdatabanken, 2024).</w:t>
       </w:r>
     </w:p>
     <w:p>
@@ -870,28 +841,46 @@
         <w:rPr>
           <w:b/>
         </w:rPr>
-        <w:t xml:space="preserve">Grönpyrola </w:t>
-      </w:r>
-      <w:r>
-        <w:t xml:space="preserve">växer främst på sandig, torr eller frisk mark i äldre barrskog, ofta på isälvsmaterial såsom sand och grus. Den påträffas främst i äldre naturligt uppkomna barrskogar, exempelvis på tallmoar, i åssluttningar, dyner och rasbranter. Arten är känslig för skogsbruksmetoder såsom slutavverkning och markberedning. Grönpyrola är typisk art för </w:t>
+        <w:t>Bårdlav</w:t>
+      </w:r>
+      <w:r>
+        <w:t xml:space="preserve"> signalerar miljöer med höga naturvärden och på lokalerna finns vanligtvis många andra ovanliga och rödlistade arter. Den visar även på platser med hög och jämn luftfuktighet. På bårdlav och andra njurlavar (Nephroma) kan de sällsynta parasiterna </w:t>
       </w:r>
       <w:r>
         <w:rPr>
           <w:i/>
         </w:rPr>
-        <w:t>9010 Taiga, 9060 Åsbarrskog</w:t>
-      </w:r>
-      <w:r>
-        <w:t xml:space="preserve"> och</w:t>
+        <w:t xml:space="preserve">Protounguicularia nephromatis </w:t>
+      </w:r>
+      <w:r>
+        <w:t xml:space="preserve">(VU) och </w:t>
       </w:r>
       <w:r>
         <w:rPr>
           <w:i/>
         </w:rPr>
-        <w:t xml:space="preserve"> 1610 Åsöar i Östersjön </w:t>
-      </w:r>
-      <w:r>
-        <w:t>(Nitare &amp; Skogsstyrelsen, 2019; SLU Artdatabanken, 2025).</w:t>
+        <w:t xml:space="preserve">Tremella nephromatis </w:t>
+      </w:r>
+      <w:r>
+        <w:t xml:space="preserve">(DD) påträffas. Bårdlav är typisk art för </w:t>
+      </w:r>
+      <w:r>
+        <w:rPr>
+          <w:i/>
+        </w:rPr>
+        <w:t xml:space="preserve">9010 Taiga, 9020 Nordlig ädellövskog, 9070 Trädklädd betesmark, 9110 Näringsfattig bokskog, 9160 Näringsrik ekskog, 9180 Ädellövskog i branter </w:t>
+      </w:r>
+      <w:r>
+        <w:t>och</w:t>
+      </w:r>
+      <w:r>
+        <w:rPr>
+          <w:i/>
+        </w:rPr>
+        <w:t xml:space="preserve"> 9190 Näringsfattig ekskog</w:t>
+      </w:r>
+      <w:r>
+        <w:t xml:space="preserve"> (SLU Artdatabanken, 2026; Nitare &amp; Skogsstyrelsen, 2019).</w:t>
       </w:r>
     </w:p>
     <w:p>
@@ -899,28 +888,28 @@
         <w:rPr>
           <w:b/>
         </w:rPr>
-        <w:t>Korallblylav</w:t>
-      </w:r>
-      <w:r>
-        <w:t xml:space="preserve"> växer på bark av asp, ask, rönn, sälg, bok och lönn och signalerar överallt skogsbestånd med höga naturvärden och den följs nästan alltid av andra ovanliga och rödlistade arter. Den indikerar hög och jämn luftfuktighet och växer främst i områden med lång skoglig kontinuitet där det funnits ett ständigt inslag av gamla lövträd. Korallblylav är typisk art för </w:t>
+        <w:t xml:space="preserve">Grönpyrola </w:t>
+      </w:r>
+      <w:r>
+        <w:t xml:space="preserve">växer främst på sandig, torr eller frisk mark i äldre barrskog, ofta på isälvsmaterial såsom sand och grus. Den påträffas främst i äldre naturligt uppkomna barrskogar, exempelvis på tallmoar, i åssluttningar, dyner och rasbranter. Arten är känslig för skogsbruksmetoder såsom slutavverkning och markberedning. Grönpyrola är typisk art för </w:t>
       </w:r>
       <w:r>
         <w:rPr>
           <w:i/>
         </w:rPr>
-        <w:t xml:space="preserve">9020 Nordlig ädellövskog, 9070 Trädklädd betesmark, 9160 Näringsrik ekskog, 9180 Ädellövskog i branter </w:t>
-      </w:r>
-      <w:r>
-        <w:t>och</w:t>
+        <w:t>9010 Taiga, 9060 Åsbarrskog</w:t>
+      </w:r>
+      <w:r>
+        <w:t xml:space="preserve"> och</w:t>
       </w:r>
       <w:r>
         <w:rPr>
           <w:i/>
         </w:rPr>
-        <w:t xml:space="preserve"> 9190 Näringsfattig ekskog</w:t>
-      </w:r>
-      <w:r>
-        <w:t xml:space="preserve"> (SLU Artdatabanken, 2024; Nitare &amp; Skogsstyrelsen, 2019).</w:t>
+        <w:t xml:space="preserve"> 1610 Åsöar i Östersjön </w:t>
+      </w:r>
+      <w:r>
+        <w:t>(Nitare &amp; Skogsstyrelsen, 2019; SLU Artdatabanken, 2025).</w:t>
       </w:r>
     </w:p>
     <w:p>
@@ -928,16 +917,16 @@
         <w:rPr>
           <w:b/>
         </w:rPr>
-        <w:t xml:space="preserve">Mörk husmossa </w:t>
-      </w:r>
-      <w:r>
-        <w:t xml:space="preserve">är en mycket bra signalart i södra och mellersta Sverige. Den är sannolikt svårspridd och växer huvudsakligen i skog med lång skoglig kontinuitet i områden med konstant hög luftfuktighet. Den är känslig för större avverkningar, men tål plockhuggning som lämnar ett tätare trädskikt och ett obrutet, fukthållande mosstäcke på marken. Ett par studier har klart visat att artens tillväxt försämras när skogen huggs ner intill växtplatsen, och att ett kalhygges påverkan på mörk husmossa avtar både med avståndet från kalhygget och ju fuktigare växtplatsen är. Mörk husmossa är typisk art för </w:t>
+        <w:t>Korallblylav</w:t>
+      </w:r>
+      <w:r>
+        <w:t xml:space="preserve"> växer på bark av asp, ask, rönn, sälg, bok och lönn och signalerar överallt skogsbestånd med höga naturvärden och den följs nästan alltid av andra ovanliga och rödlistade arter. Den indikerar hög och jämn luftfuktighet och växer främst i områden med lång skoglig kontinuitet där det funnits ett ständigt inslag av gamla lövträd. Korallblylav är typisk art för </w:t>
       </w:r>
       <w:r>
         <w:rPr>
           <w:i/>
         </w:rPr>
-        <w:t xml:space="preserve">9010 Taiga, 9050 Näringsrik granskog, 9080 Lövsumpskog, 9750 Svämlövskog, 9020 Nordlig ädellövskog, 9160 Näringsrik ekskog </w:t>
+        <w:t xml:space="preserve">9020 Nordlig ädellövskog, 9070 Trädklädd betesmark, 9160 Näringsrik ekskog, 9180 Ädellövskog i branter </w:t>
       </w:r>
       <w:r>
         <w:t>och</w:t>
@@ -946,7 +935,7 @@
         <w:rPr>
           <w:i/>
         </w:rPr>
-        <w:t xml:space="preserve"> 9180 Ädellövskog i branter</w:t>
+        <w:t xml:space="preserve"> 9190 Näringsfattig ekskog</w:t>
       </w:r>
       <w:r>
         <w:t xml:space="preserve"> (SLU Artdatabanken, 2024; Nitare &amp; Skogsstyrelsen, 2019).</w:t>
@@ -957,16 +946,16 @@
         <w:rPr>
           <w:b/>
         </w:rPr>
-        <w:t>Plattlummer (§9)</w:t>
-      </w:r>
-      <w:r>
-        <w:t xml:space="preserve"> växer främst i ljusöppna sandtallskogar eller annan gles, torr och brandpräglad hedbarrskog. Den är mest frekvent i olika typer av naturskogar och kontinuitetsskogar och missgynnas markant av slutavverkning och maskinell markberedning. Söder ut i landet förekommer de närstående arterna cypresslummer (EN, §8) och mellanlummer (NT, §9), vilka båda omfattas av EU:s art- och habitatdirektiv. Plattlummer är typisk art för </w:t>
+        <w:t xml:space="preserve">Mörk husmossa </w:t>
+      </w:r>
+      <w:r>
+        <w:t xml:space="preserve">är en mycket bra signalart i södra och mellersta Sverige. Den är sannolikt svårspridd och växer huvudsakligen i skog med lång skoglig kontinuitet i områden med konstant hög luftfuktighet. Den är känslig för större avverkningar, men tål plockhuggning som lämnar ett tätare trädskikt och ett obrutet, fukthållande mosstäcke på marken. Ett par studier har klart visat att artens tillväxt försämras när skogen huggs ner intill växtplatsen, och att ett kalhygges påverkan på mörk husmossa avtar både med avståndet från kalhygget och ju fuktigare växtplatsen är. Mörk husmossa är typisk art för </w:t>
       </w:r>
       <w:r>
         <w:rPr>
           <w:i/>
         </w:rPr>
-        <w:t xml:space="preserve">9010 Taiga </w:t>
+        <w:t xml:space="preserve">9010 Taiga, 9050 Näringsrik granskog, 9080 Lövsumpskog, 9750 Svämlövskog, 9020 Nordlig ädellövskog, 9160 Näringsrik ekskog </w:t>
       </w:r>
       <w:r>
         <w:t>och</w:t>
@@ -975,10 +964,10 @@
         <w:rPr>
           <w:i/>
         </w:rPr>
-        <w:t xml:space="preserve"> 2320 Rissandhedar </w:t>
-      </w:r>
-      <w:r>
-        <w:t>(Nitare &amp; Skogsstyrelsen, 2019; SLU Artdatabanken, 2026).</w:t>
+        <w:t xml:space="preserve"> 9180 Ädellövskog i branter</w:t>
+      </w:r>
+      <w:r>
+        <w:t xml:space="preserve"> (SLU Artdatabanken, 2024; Nitare &amp; Skogsstyrelsen, 2019).</w:t>
       </w:r>
     </w:p>
     <w:p>
@@ -986,28 +975,28 @@
         <w:rPr>
           <w:b/>
         </w:rPr>
-        <w:t xml:space="preserve">Skinnlav </w:t>
-      </w:r>
-      <w:r>
-        <w:t xml:space="preserve">förekommer på diverse lövträd, främst på gammal asp och sälg. Den påträffas främst i områden med lång kontinuitet av grova lövträd och signalerar skogsmark med höga naturvärden. På lokalerna förekommer som regel ett flertal andra ovanliga eller rödlistade lavar. I likhet med gelélavarna, etablerar sig skinnlaven i skogsmark på grova aspar i sena lövsuccessioner. Skinnlav är typisk art för </w:t>
+        <w:t>Plattlummer (§9)</w:t>
+      </w:r>
+      <w:r>
+        <w:t xml:space="preserve"> växer främst i ljusöppna sandtallskogar eller annan gles, torr och brandpräglad hedbarrskog. Den är mest frekvent i olika typer av naturskogar och kontinuitetsskogar och missgynnas markant av slutavverkning och maskinell markberedning. Söder ut i landet förekommer de närstående arterna cypresslummer (EN, §8) och mellanlummer (NT, §9), vilka båda omfattas av EU:s art- och habitatdirektiv. Plattlummer är typisk art för </w:t>
       </w:r>
       <w:r>
         <w:rPr>
           <w:i/>
         </w:rPr>
-        <w:t xml:space="preserve">9010 Taiga, 9020 Nordlig ädellövskog </w:t>
-      </w:r>
-      <w:r>
-        <w:t xml:space="preserve">och </w:t>
+        <w:t xml:space="preserve">9010 Taiga </w:t>
+      </w:r>
+      <w:r>
+        <w:t>och</w:t>
       </w:r>
       <w:r>
         <w:rPr>
           <w:i/>
         </w:rPr>
-        <w:t xml:space="preserve">9070 Trädklädd betesmark </w:t>
-      </w:r>
-      <w:r>
-        <w:t>(Nitare &amp; Skogsstyrelsen, 2019; SLU Artdatabanken, 2025).</w:t>
+        <w:t xml:space="preserve"> 2320 Rissandhedar </w:t>
+      </w:r>
+      <w:r>
+        <w:t>(Nitare &amp; Skogsstyrelsen, 2019; SLU Artdatabanken, 2026).</w:t>
       </w:r>
     </w:p>
     <w:p>
@@ -1015,28 +1004,28 @@
         <w:rPr>
           <w:b/>
         </w:rPr>
-        <w:t>Spindelblomster (§8)</w:t>
-      </w:r>
-      <w:r>
-        <w:t xml:space="preserve"> växer i äldre mossrik granskog eller barrblandskog, men även i fjällbjörkskog. Arten indikerar långvarig trädkontinuitet och hög luftfuktighet och är mycket känslig för uttorkning och markskador. Spindelblomster har i många trakter minskat starkt under senare tid på grund av slutavverkningar och skogsmarksdikning. Spindelblomster är typisk art för </w:t>
+        <w:t xml:space="preserve">Skinnlav </w:t>
+      </w:r>
+      <w:r>
+        <w:t xml:space="preserve">förekommer på diverse lövträd, främst på gammal asp och sälg. Den påträffas främst i områden med lång kontinuitet av grova lövträd och signalerar skogsmark med höga naturvärden. På lokalerna förekommer som regel ett flertal andra ovanliga eller rödlistade lavar. I likhet med gelélavarna, etablerar sig skinnlaven i skogsmark på grova aspar i sena lövsuccessioner. Skinnlav är typisk art för </w:t>
       </w:r>
       <w:r>
         <w:rPr>
           <w:i/>
         </w:rPr>
-        <w:t xml:space="preserve">9010 Taiga, 9050 Näringsrik granskog </w:t>
-      </w:r>
-      <w:r>
-        <w:t>och</w:t>
+        <w:t xml:space="preserve">9010 Taiga, 9020 Nordlig ädellövskog </w:t>
+      </w:r>
+      <w:r>
+        <w:t xml:space="preserve">och </w:t>
       </w:r>
       <w:r>
         <w:rPr>
           <w:i/>
         </w:rPr>
-        <w:t xml:space="preserve"> 9040 Fjällbjörkskog</w:t>
-      </w:r>
-      <w:r>
-        <w:t xml:space="preserve"> (Nitare &amp; Skogsstyrelsen, 2019; SLU Artdatabanken, 2025).</w:t>
+        <w:t xml:space="preserve">9070 Trädklädd betesmark </w:t>
+      </w:r>
+      <w:r>
+        <w:t>(Nitare &amp; Skogsstyrelsen, 2019; SLU Artdatabanken, 2025).</w:t>
       </w:r>
     </w:p>
     <w:p>
@@ -1044,55 +1033,28 @@
         <w:rPr>
           <w:b/>
         </w:rPr>
-        <w:t>Stuplav</w:t>
-      </w:r>
-      <w:r>
-        <w:t xml:space="preserve"> är en mycket bra signalart i hela sitt utbredningsområde och förekommer nästan enbart i skogsmiljöer med höga naturvärden. Den indikerar långvarig förekomst av gamla lövträd och miljöer med konstant hög luftfuktighet. I skogar med suboceaniskt klimat finns det en mycket sällsynt parasit, njurlavsknapp </w:t>
+        <w:t>Spindelblomster (§8)</w:t>
+      </w:r>
+      <w:r>
+        <w:t xml:space="preserve"> växer i äldre mossrik granskog eller barrblandskog, men även i fjällbjörkskog. Arten indikerar långvarig trädkontinuitet och hög luftfuktighet och är mycket känslig för uttorkning och markskador. Spindelblomster har i många trakter minskat starkt under senare tid på grund av slutavverkningar och skogsmarksdikning. Spindelblomster är typisk art för </w:t>
       </w:r>
       <w:r>
         <w:rPr>
           <w:i/>
         </w:rPr>
-        <w:t>Pletocarpon nephromeum</w:t>
-      </w:r>
-      <w:r>
-        <w:t xml:space="preserve"> (EN), som växer på stuplav. Ytterligare tre sällsynta lavparasiter, </w:t>
+        <w:t xml:space="preserve">9010 Taiga, 9050 Näringsrik granskog </w:t>
+      </w:r>
+      <w:r>
+        <w:t>och</w:t>
       </w:r>
       <w:r>
         <w:rPr>
           <w:i/>
         </w:rPr>
-        <w:t>Protounguicularia nephromatis</w:t>
-      </w:r>
-      <w:r>
-        <w:t xml:space="preserve"> (VU), </w:t>
-      </w:r>
-      <w:r>
-        <w:rPr>
-          <w:i/>
-        </w:rPr>
-        <w:t>Refractohilum galligenum</w:t>
-      </w:r>
-      <w:r>
-        <w:t xml:space="preserve"> (NT) och </w:t>
-      </w:r>
-      <w:r>
-        <w:rPr>
-          <w:i/>
-        </w:rPr>
-        <w:t>Roselliniella nephromatis</w:t>
-      </w:r>
-      <w:r>
-        <w:t xml:space="preserve"> (DD), kan också påträffas på stuplav. Stuplav är typisk art för </w:t>
-      </w:r>
-      <w:r>
-        <w:rPr>
-          <w:i/>
-        </w:rPr>
-        <w:t>9010 Taiga</w:t>
-      </w:r>
-      <w:r>
-        <w:t xml:space="preserve"> (SLU Artdatabanken, 2026; Nitare &amp; Skogsstyrelsen, 2019).</w:t>
+        <w:t xml:space="preserve"> 9040 Fjällbjörkskog</w:t>
+      </w:r>
+      <w:r>
+        <w:t xml:space="preserve"> (Nitare &amp; Skogsstyrelsen, 2019; SLU Artdatabanken, 2025).</w:t>
       </w:r>
     </w:p>
     <w:p>
@@ -1100,6 +1062,91 @@
         <w:rPr>
           <w:b/>
         </w:rPr>
+        <w:t>Stuplav</w:t>
+      </w:r>
+      <w:r>
+        <w:t xml:space="preserve"> är en mycket bra signalart i hela sitt utbredningsområde och förekommer nästan enbart i skogsmiljöer med höga naturvärden. Den indikerar långvarig förekomst av gamla lövträd och miljöer med konstant hög luftfuktighet. I skogar med suboceaniskt klimat finns det en mycket sällsynt parasit, njurlavsknapp </w:t>
+      </w:r>
+      <w:r>
+        <w:rPr>
+          <w:i/>
+        </w:rPr>
+        <w:t>Pletocarpon nephromeum</w:t>
+      </w:r>
+      <w:r>
+        <w:t xml:space="preserve"> (EN), som växer på stuplav. Ytterligare tre sällsynta lavparasiter, </w:t>
+      </w:r>
+      <w:r>
+        <w:rPr>
+          <w:i/>
+        </w:rPr>
+        <w:t>Protounguicularia nephromatis</w:t>
+      </w:r>
+      <w:r>
+        <w:t xml:space="preserve"> (VU), </w:t>
+      </w:r>
+      <w:r>
+        <w:rPr>
+          <w:i/>
+        </w:rPr>
+        <w:t>Refractohilum galligenum</w:t>
+      </w:r>
+      <w:r>
+        <w:t xml:space="preserve"> (NT) och </w:t>
+      </w:r>
+      <w:r>
+        <w:rPr>
+          <w:i/>
+        </w:rPr>
+        <w:t>Roselliniella nephromatis</w:t>
+      </w:r>
+      <w:r>
+        <w:t xml:space="preserve"> (DD), kan också påträffas på stuplav. Stuplav är typisk art för </w:t>
+      </w:r>
+      <w:r>
+        <w:rPr>
+          <w:i/>
+        </w:rPr>
+        <w:t>9010 Taiga</w:t>
+      </w:r>
+      <w:r>
+        <w:t xml:space="preserve"> (SLU Artdatabanken, 2026; Nitare &amp; Skogsstyrelsen, 2019).</w:t>
+      </w:r>
+    </w:p>
+    <w:p>
+      <w:r>
+        <w:rPr>
+          <w:b/>
+        </w:rPr>
+        <w:t>Blåsippa (§9)</w:t>
+      </w:r>
+      <w:r>
+        <w:t xml:space="preserve"> är typisk art för </w:t>
+      </w:r>
+      <w:r>
+        <w:rPr>
+          <w:i/>
+        </w:rPr>
+        <w:t>9050 Näringsrik granskog, 9020 Nordlig ädellövskog</w:t>
+      </w:r>
+      <w:r>
+        <w:t xml:space="preserve"> och </w:t>
+      </w:r>
+      <w:r>
+        <w:rPr>
+          <w:i/>
+        </w:rPr>
+        <w:t>8240 Karsthällmarker</w:t>
+      </w:r>
+      <w:r>
+        <w:t xml:space="preserve"> (SLU Artdatabanken, 2025).</w:t>
+      </w:r>
+    </w:p>
+    <w:p>
+      <w:r>
+        <w:rPr>
+          <w:b/>
+        </w:rPr>
         <w:t xml:space="preserve">Ekbräken </w:t>
       </w:r>
       <w:r>
@@ -1113,6 +1160,26 @@
       </w:r>
       <w:r>
         <w:t xml:space="preserve"> (SLU Artdatabanken, 2025).</w:t>
+      </w:r>
+    </w:p>
+    <w:p>
+      <w:r>
+        <w:rPr>
+          <w:b/>
+        </w:rPr>
+        <w:t>Liljekonvalj</w:t>
+      </w:r>
+      <w:r>
+        <w:t xml:space="preserve"> är typisk art för </w:t>
+      </w:r>
+      <w:r>
+        <w:rPr>
+          <w:i/>
+        </w:rPr>
+        <w:t>9190 Näringsfattig ekskog</w:t>
+      </w:r>
+      <w:r>
+        <w:t>. På liljekonvalj kan man hitta rostsvampen konvaljerost (NE) (SLU Artdatabanken, 2025).</w:t>
       </w:r>
     </w:p>
     <w:p>
@@ -1278,7 +1345,7 @@
         <w:rPr>
           <w:i/>
         </w:rPr>
-        <w:t>I det avverkningsanmälda skogsområdet har 33 rödlistade arter och signalarter påträffats. Detta ska jämföras med Skogsstyrelsens uppföljning 2017 av nyckelbiotoper som visade att man i genomsnitt hittar 20,6 olika rödlistade arter och signalarter i en nyckelbiotop (Wijk, S. 2017. Biologisk mångfald i nyckelbiotoper – Resultat från inventeringen “Uppföljning biologisk mångfald” 2009–2015. Rapport 4/2017 Skogsstyrelsen, Jönköping).</w:t>
+        <w:t>I det avverkningsanmälda skogsområdet har 34 rödlistade arter och signalarter påträffats. Detta ska jämföras med Skogsstyrelsens uppföljning 2017 av nyckelbiotoper som visade att man i genomsnitt hittar 20,6 olika rödlistade arter och signalarter i en nyckelbiotop (Wijk, S. 2017. Biologisk mångfald i nyckelbiotoper – Resultat från inventeringen “Uppföljning biologisk mångfald” 2009–2015. Rapport 4/2017 Skogsstyrelsen, Jönköping).</w:t>
       </w:r>
     </w:p>
     <w:p>
@@ -1307,7 +1374,7 @@
         <w:rPr>
           <w:i/>
         </w:rPr>
-        <w:t>I det avverkningsanmälda skogsområdet har 37 naturvårdsarter varav 25 rödlistade arter sina livsmiljöer och växtplatser.</w:t>
+        <w:t>I det avverkningsanmälda skogsområdet har 40 naturvårdsarter varav 26 rödlistade arter sina livsmiljöer och växtplatser.</w:t>
       </w:r>
     </w:p>
     <w:p>
@@ -2039,7 +2106,7 @@
     <w:r>
       <w:tab/>
       <w:tab/>
-      <w:t>2026-10-11</w:t>
+      <w:t>2026-10-12</w:t>
       <w:br/>
       <w:br/>
     </w:r>

--- a/klagomål/A 41411-2024 FSC-klagomål.docx
+++ b/klagomål/A 41411-2024 FSC-klagomål.docx
@@ -2106,7 +2106,7 @@
     <w:r>
       <w:tab/>
       <w:tab/>
-      <w:t>2026-10-12</w:t>
+      <w:t>2026-10-13</w:t>
       <w:br/>
       <w:br/>
     </w:r>

--- a/klagomål/A 41411-2024 FSC-klagomål.docx
+++ b/klagomål/A 41411-2024 FSC-klagomål.docx
@@ -2106,7 +2106,7 @@
     <w:r>
       <w:tab/>
       <w:tab/>
-      <w:t>2026-10-13</w:t>
+      <w:t>2026-10-14</w:t>
       <w:br/>
       <w:br/>
     </w:r>

--- a/klagomål/A 41411-2024 FSC-klagomål.docx
+++ b/klagomål/A 41411-2024 FSC-klagomål.docx
@@ -2106,7 +2106,7 @@
     <w:r>
       <w:tab/>
       <w:tab/>
-      <w:t>2026-10-14</w:t>
+      <w:t>2026-10-15</w:t>
       <w:br/>
       <w:br/>
     </w:r>

--- a/klagomål/A 41411-2024 FSC-klagomål.docx
+++ b/klagomål/A 41411-2024 FSC-klagomål.docx
@@ -2106,7 +2106,7 @@
     <w:r>
       <w:tab/>
       <w:tab/>
-      <w:t>2026-10-15</w:t>
+      <w:t>2026-10-16</w:t>
       <w:br/>
       <w:br/>
     </w:r>

--- a/klagomål/A 41411-2024 FSC-klagomål.docx
+++ b/klagomål/A 41411-2024 FSC-klagomål.docx
@@ -2106,7 +2106,7 @@
     <w:r>
       <w:tab/>
       <w:tab/>
-      <w:t>2026-10-16</w:t>
+      <w:t>2026-10-17</w:t>
       <w:br/>
       <w:br/>
     </w:r>

--- a/klagomål/A 41411-2024 FSC-klagomål.docx
+++ b/klagomål/A 41411-2024 FSC-klagomål.docx
@@ -2106,7 +2106,7 @@
     <w:r>
       <w:tab/>
       <w:tab/>
-      <w:t>2026-10-17</w:t>
+      <w:t>2026-10-18</w:t>
       <w:br/>
       <w:br/>
     </w:r>

--- a/klagomål/A 41411-2024 FSC-klagomål.docx
+++ b/klagomål/A 41411-2024 FSC-klagomål.docx
@@ -2106,7 +2106,7 @@
     <w:r>
       <w:tab/>
       <w:tab/>
-      <w:t>2026-10-18</w:t>
+      <w:t>2026-10-19</w:t>
       <w:br/>
       <w:br/>
     </w:r>

--- a/klagomål/A 41411-2024 FSC-klagomål.docx
+++ b/klagomål/A 41411-2024 FSC-klagomål.docx
@@ -2106,7 +2106,7 @@
     <w:r>
       <w:tab/>
       <w:tab/>
-      <w:t>2026-10-19</w:t>
+      <w:t>2026-10-20</w:t>
       <w:br/>
       <w:br/>
     </w:r>

--- a/klagomål/A 41411-2024 FSC-klagomål.docx
+++ b/klagomål/A 41411-2024 FSC-klagomål.docx
@@ -2106,7 +2106,7 @@
     <w:r>
       <w:tab/>
       <w:tab/>
-      <w:t>2026-10-20</w:t>
+      <w:t>2026-10-21</w:t>
       <w:br/>
       <w:br/>
     </w:r>

--- a/klagomål/A 41411-2024 FSC-klagomål.docx
+++ b/klagomål/A 41411-2024 FSC-klagomål.docx
@@ -2106,7 +2106,7 @@
     <w:r>
       <w:tab/>
       <w:tab/>
-      <w:t>2026-10-21</w:t>
+      <w:t>2026-10-22</w:t>
       <w:br/>
       <w:br/>
     </w:r>

--- a/klagomål/A 41411-2024 FSC-klagomål.docx
+++ b/klagomål/A 41411-2024 FSC-klagomål.docx
@@ -2106,7 +2106,7 @@
     <w:r>
       <w:tab/>
       <w:tab/>
-      <w:t>2026-10-22</w:t>
+      <w:t>2026-10-23</w:t>
       <w:br/>
       <w:br/>
     </w:r>

--- a/klagomål/A 41411-2024 FSC-klagomål.docx
+++ b/klagomål/A 41411-2024 FSC-klagomål.docx
@@ -2106,7 +2106,7 @@
     <w:r>
       <w:tab/>
       <w:tab/>
-      <w:t>2026-10-23</w:t>
+      <w:t>2026-10-24</w:t>
       <w:br/>
       <w:br/>
     </w:r>

--- a/klagomål/A 41411-2024 FSC-klagomål.docx
+++ b/klagomål/A 41411-2024 FSC-klagomål.docx
@@ -2106,7 +2106,7 @@
     <w:r>
       <w:tab/>
       <w:tab/>
-      <w:t>2026-10-24</w:t>
+      <w:t>2026-10-25</w:t>
       <w:br/>
       <w:br/>
     </w:r>

--- a/klagomål/A 41411-2024 FSC-klagomål.docx
+++ b/klagomål/A 41411-2024 FSC-klagomål.docx
@@ -2106,7 +2106,7 @@
     <w:r>
       <w:tab/>
       <w:tab/>
-      <w:t>2026-10-25</w:t>
+      <w:t>2026-10-26</w:t>
       <w:br/>
       <w:br/>
     </w:r>

--- a/klagomål/A 41411-2024 FSC-klagomål.docx
+++ b/klagomål/A 41411-2024 FSC-klagomål.docx
@@ -2106,7 +2106,7 @@
     <w:r>
       <w:tab/>
       <w:tab/>
-      <w:t>2026-10-26</w:t>
+      <w:t>2026-10-27</w:t>
       <w:br/>
       <w:br/>
     </w:r>

--- a/klagomål/A 41411-2024 FSC-klagomål.docx
+++ b/klagomål/A 41411-2024 FSC-klagomål.docx
@@ -2106,7 +2106,7 @@
     <w:r>
       <w:tab/>
       <w:tab/>
-      <w:t>2026-10-27</w:t>
+      <w:t>2026-10-28</w:t>
       <w:br/>
       <w:br/>
     </w:r>

--- a/klagomål/A 41411-2024 FSC-klagomål.docx
+++ b/klagomål/A 41411-2024 FSC-klagomål.docx
@@ -2106,7 +2106,7 @@
     <w:r>
       <w:tab/>
       <w:tab/>
-      <w:t>2026-10-28</w:t>
+      <w:t>2026-10-29</w:t>
       <w:br/>
       <w:br/>
     </w:r>
